--- a/1. Ideation Phase/Empathy Map Canvas.docx
+++ b/1. Ideation Phase/Empathy Map Canvas.docx
@@ -174,7 +174,7 @@
                 <w:sz w:val="22"/>
                 <w:szCs w:val="22"/>
               </w:rPr>
-              <w:t xml:space="preserve">SWTID-2026-8273</w:t>
+              <w:t xml:space="preserve">SWUID2026286057</w:t>
             </w:r>
           </w:p>
         </w:tc>
@@ -547,7 +547,7 @@
           <w:sz w:val="21"/>
           <w:szCs w:val="21"/>
         </w:rPr>
-        <w:t xml:space="preserve">SWTID-2026-8273</w:t>
+        <w:t xml:space="preserve">SWUID2026286057</w:t>
       </w:r>
     </w:p>
     <w:p>
